--- a/4-Common Mode Choke (EMI Filter Inductor).docx
+++ b/4-Common Mode Choke (EMI Filter Inductor).docx
@@ -335,11 +335,15 @@
           <w:ilvl w:val="0"/>
           <w:numId w:val="1"/>
         </w:numPr>
-      </w:pPr>
-      <w:r>
-        <w:rPr>
-          <w:b/>
-          <w:bCs/>
+        <w:rPr>
+          <w:highlight w:val="yellow"/>
+        </w:rPr>
+      </w:pPr>
+      <w:r>
+        <w:rPr>
+          <w:b/>
+          <w:bCs/>
+          <w:highlight w:val="yellow"/>
         </w:rPr>
         <w:t>Capacitor → Voltage ko smooth karta hai</w:t>
       </w:r>
@@ -350,11 +354,15 @@
           <w:ilvl w:val="0"/>
           <w:numId w:val="1"/>
         </w:numPr>
-      </w:pPr>
-      <w:r>
-        <w:rPr>
-          <w:b/>
-          <w:bCs/>
+        <w:rPr>
+          <w:highlight w:val="yellow"/>
+        </w:rPr>
+      </w:pPr>
+      <w:r>
+        <w:rPr>
+          <w:b/>
+          <w:bCs/>
+          <w:highlight w:val="yellow"/>
         </w:rPr>
         <w:t>Inductor → Current ko smooth karta hai</w:t>
       </w:r>
@@ -427,6 +435,9 @@
     </w:p>
     <w:p>
       <w:r>
+        <w:rPr>
+          <w:noProof/>
+        </w:rPr>
         <w:drawing>
           <wp:inline distT="0" distB="0" distL="0" distR="0" wp14:anchorId="0CEFF91A" wp14:editId="3F9731BA">
             <wp:extent cx="6492240" cy="744855"/>
@@ -503,6 +514,7 @@
       <w:r>
         <w:rPr>
           <w:rFonts w:ascii="Segoe UI Emoji" w:hAnsi="Segoe UI Emoji" w:cs="Segoe UI Emoji"/>
+          <w:noProof/>
         </w:rPr>
         <w:drawing>
           <wp:inline distT="0" distB="0" distL="0" distR="0" wp14:anchorId="2265AF5B" wp14:editId="09C0A1EF">
@@ -563,6 +575,7 @@
       <w:r>
         <w:rPr>
           <w:rFonts w:ascii="Segoe UI Emoji" w:hAnsi="Segoe UI Emoji" w:cs="Segoe UI Emoji"/>
+          <w:noProof/>
         </w:rPr>
         <w:drawing>
           <wp:inline distT="0" distB="0" distL="0" distR="0" wp14:anchorId="1538691B" wp14:editId="1653879C">
@@ -1654,6 +1667,7 @@
   <w:style w:type="character" w:default="1" w:styleId="DefaultParagraphFont">
     <w:name w:val="Default Paragraph Font"/>
     <w:uiPriority w:val="1"/>
+    <w:semiHidden/>
     <w:unhideWhenUsed/>
   </w:style>
   <w:style w:type="table" w:default="1" w:styleId="TableNormal">
